--- a/LLM_and_Enterprise_RAG_Bootcamp/Lab_Walkthroughs/Week_10_Lab_A_semantic_cache_plus_agentic_rag.docx
+++ b/LLM_and_Enterprise_RAG_Bootcamp/Lab_Walkthroughs/Week_10_Lab_A_semantic_cache_plus_agentic_rag.docx
@@ -143,6 +143,443 @@
           <w:sz w:val="22"/>
         </w:rPr>
         <w:t>Compare cost and latency to agentic-without-cache.</w:t>
+      </w:r>
+    </w:p>
+    <w:p>
+      <w:r>
+        <w:rPr>
+          <w:b/>
+          <w:color w:val="1E2761"/>
+          <w:sz w:val="32"/>
+        </w:rPr>
+        <w:t>Starter Code</w:t>
+      </w:r>
+    </w:p>
+    <w:p>
+      <w:r>
+        <w:rPr>
+          <w:color w:val="333333"/>
+          <w:sz w:val="22"/>
+        </w:rPr>
+        <w:t>Copy this into the lab workspace and fill in the marked sections.</w:t>
+      </w:r>
+    </w:p>
+    <w:p>
+      <w:pPr>
+        <w:spacing w:after="0" w:before="0"/>
+      </w:pPr>
+      <w:r>
+        <w:rPr>
+          <w:rFonts w:ascii="Consolas" w:hAnsi="Consolas"/>
+          <w:color w:val="101010"/>
+          <w:sz w:val="18"/>
+        </w:rPr>
+        <w:t>class CachedRetriever:</w:t>
+      </w:r>
+    </w:p>
+    <w:p>
+      <w:pPr>
+        <w:spacing w:after="0" w:before="0"/>
+      </w:pPr>
+      <w:r>
+        <w:rPr>
+          <w:rFonts w:ascii="Consolas" w:hAnsi="Consolas"/>
+          <w:color w:val="101010"/>
+          <w:sz w:val="18"/>
+        </w:rPr>
+        <w:t xml:space="preserve">    '''Wraps the agent's retrieval tool with the week 9 cache.'''</w:t>
+      </w:r>
+    </w:p>
+    <w:p>
+      <w:pPr>
+        <w:spacing w:after="0" w:before="0"/>
+      </w:pPr>
+      <w:r>
+        <w:rPr>
+          <w:rFonts w:ascii="Consolas" w:hAnsi="Consolas"/>
+          <w:color w:val="101010"/>
+          <w:sz w:val="18"/>
+        </w:rPr>
+        <w:t xml:space="preserve">    def __init__(self, retriever, cache):</w:t>
+      </w:r>
+    </w:p>
+    <w:p>
+      <w:pPr>
+        <w:spacing w:after="0" w:before="0"/>
+      </w:pPr>
+      <w:r>
+        <w:rPr>
+          <w:rFonts w:ascii="Consolas" w:hAnsi="Consolas"/>
+          <w:color w:val="101010"/>
+          <w:sz w:val="18"/>
+        </w:rPr>
+        <w:t xml:space="preserve">        self.retriever = retriever</w:t>
+      </w:r>
+    </w:p>
+    <w:p>
+      <w:pPr>
+        <w:spacing w:after="0" w:before="0"/>
+      </w:pPr>
+      <w:r>
+        <w:rPr>
+          <w:rFonts w:ascii="Consolas" w:hAnsi="Consolas"/>
+          <w:color w:val="101010"/>
+          <w:sz w:val="18"/>
+        </w:rPr>
+        <w:t xml:space="preserve">        self.cache = cache</w:t>
+      </w:r>
+    </w:p>
+    <w:p>
+      <w:pPr>
+        <w:spacing w:after="0" w:before="0"/>
+      </w:pPr>
+      <w:r>
+        <w:rPr>
+          <w:rFonts w:ascii="Consolas" w:hAnsi="Consolas"/>
+          <w:color w:val="101010"/>
+          <w:sz w:val="18"/>
+        </w:rPr>
+        <w:t xml:space="preserve">        self.calls = {'cached': 0, 'fresh': 0}</w:t>
+      </w:r>
+    </w:p>
+    <w:p>
+      <w:pPr>
+        <w:spacing w:after="0" w:before="0"/>
+      </w:pPr>
+      <w:r>
+        <w:rPr>
+          <w:rFonts w:ascii="Consolas" w:hAnsi="Consolas"/>
+          <w:color w:val="101010"/>
+          <w:sz w:val="18"/>
+        </w:rPr>
+        <w:t xml:space="preserve"> </w:t>
+      </w:r>
+    </w:p>
+    <w:p>
+      <w:pPr>
+        <w:spacing w:after="0" w:before="0"/>
+      </w:pPr>
+      <w:r>
+        <w:rPr>
+          <w:rFonts w:ascii="Consolas" w:hAnsi="Consolas"/>
+          <w:color w:val="101010"/>
+          <w:sz w:val="18"/>
+        </w:rPr>
+        <w:t xml:space="preserve">    def __call__(self, query: str) -&gt; list[str]:</w:t>
+      </w:r>
+    </w:p>
+    <w:p>
+      <w:pPr>
+        <w:spacing w:after="0" w:before="0"/>
+      </w:pPr>
+      <w:r>
+        <w:rPr>
+          <w:rFonts w:ascii="Consolas" w:hAnsi="Consolas"/>
+          <w:color w:val="101010"/>
+          <w:sz w:val="18"/>
+        </w:rPr>
+        <w:t xml:space="preserve">        hit = self.cache.lookup(query)</w:t>
+      </w:r>
+    </w:p>
+    <w:p>
+      <w:pPr>
+        <w:spacing w:after="0" w:before="0"/>
+      </w:pPr>
+      <w:r>
+        <w:rPr>
+          <w:rFonts w:ascii="Consolas" w:hAnsi="Consolas"/>
+          <w:color w:val="101010"/>
+          <w:sz w:val="18"/>
+        </w:rPr>
+        <w:t xml:space="preserve">        if hit is not None:</w:t>
+      </w:r>
+    </w:p>
+    <w:p>
+      <w:pPr>
+        <w:spacing w:after="0" w:before="0"/>
+      </w:pPr>
+      <w:r>
+        <w:rPr>
+          <w:rFonts w:ascii="Consolas" w:hAnsi="Consolas"/>
+          <w:color w:val="101010"/>
+          <w:sz w:val="18"/>
+        </w:rPr>
+        <w:t xml:space="preserve">            self.calls['cached'] += 1</w:t>
+      </w:r>
+    </w:p>
+    <w:p>
+      <w:pPr>
+        <w:spacing w:after="0" w:before="0"/>
+      </w:pPr>
+      <w:r>
+        <w:rPr>
+          <w:rFonts w:ascii="Consolas" w:hAnsi="Consolas"/>
+          <w:color w:val="101010"/>
+          <w:sz w:val="18"/>
+        </w:rPr>
+        <w:t xml:space="preserve">            return hit</w:t>
+      </w:r>
+    </w:p>
+    <w:p>
+      <w:pPr>
+        <w:spacing w:after="0" w:before="0"/>
+      </w:pPr>
+      <w:r>
+        <w:rPr>
+          <w:rFonts w:ascii="Consolas" w:hAnsi="Consolas"/>
+          <w:color w:val="101010"/>
+          <w:sz w:val="18"/>
+        </w:rPr>
+        <w:t xml:space="preserve">        result = self.retriever(query)</w:t>
+      </w:r>
+    </w:p>
+    <w:p>
+      <w:pPr>
+        <w:spacing w:after="0" w:before="0"/>
+      </w:pPr>
+      <w:r>
+        <w:rPr>
+          <w:rFonts w:ascii="Consolas" w:hAnsi="Consolas"/>
+          <w:color w:val="101010"/>
+          <w:sz w:val="18"/>
+        </w:rPr>
+        <w:t xml:space="preserve">        self.cache.store(query, result)</w:t>
+      </w:r>
+    </w:p>
+    <w:p>
+      <w:pPr>
+        <w:spacing w:after="0" w:before="0"/>
+      </w:pPr>
+      <w:r>
+        <w:rPr>
+          <w:rFonts w:ascii="Consolas" w:hAnsi="Consolas"/>
+          <w:color w:val="101010"/>
+          <w:sz w:val="18"/>
+        </w:rPr>
+        <w:t xml:space="preserve">        self.calls['fresh'] += 1</w:t>
+      </w:r>
+    </w:p>
+    <w:p>
+      <w:pPr>
+        <w:spacing w:after="0" w:before="0"/>
+      </w:pPr>
+      <w:r>
+        <w:rPr>
+          <w:rFonts w:ascii="Consolas" w:hAnsi="Consolas"/>
+          <w:color w:val="101010"/>
+          <w:sz w:val="18"/>
+        </w:rPr>
+        <w:t xml:space="preserve">        return result</w:t>
+      </w:r>
+    </w:p>
+    <w:p>
+      <w:pPr>
+        <w:spacing w:after="0" w:before="0"/>
+      </w:pPr>
+      <w:r>
+        <w:rPr>
+          <w:rFonts w:ascii="Consolas" w:hAnsi="Consolas"/>
+          <w:color w:val="101010"/>
+          <w:sz w:val="18"/>
+        </w:rPr>
+        <w:t xml:space="preserve"> </w:t>
+      </w:r>
+    </w:p>
+    <w:p>
+      <w:pPr>
+        <w:spacing w:after="0" w:before="0"/>
+      </w:pPr>
+      <w:r>
+        <w:rPr>
+          <w:rFonts w:ascii="Consolas" w:hAnsi="Consolas"/>
+          <w:color w:val="101010"/>
+          <w:sz w:val="18"/>
+        </w:rPr>
+        <w:t>retr = CachedRetriever(funnel_retrieve, SemanticCache(embed, 0.92))</w:t>
+      </w:r>
+    </w:p>
+    <w:p>
+      <w:pPr>
+        <w:spacing w:after="0" w:before="0"/>
+      </w:pPr>
+      <w:r>
+        <w:rPr>
+          <w:rFonts w:ascii="Consolas" w:hAnsi="Consolas"/>
+          <w:color w:val="101010"/>
+          <w:sz w:val="18"/>
+        </w:rPr>
+        <w:t>agent = build_agent(tools=[retr, entity_lookup, scratchpad])</w:t>
+      </w:r>
+    </w:p>
+    <w:p>
+      <w:pPr>
+        <w:spacing w:after="0" w:before="0"/>
+      </w:pPr>
+      <w:r>
+        <w:rPr>
+          <w:rFonts w:ascii="Consolas" w:hAnsi="Consolas"/>
+          <w:color w:val="101010"/>
+          <w:sz w:val="18"/>
+        </w:rPr>
+        <w:t xml:space="preserve"> </w:t>
+      </w:r>
+    </w:p>
+    <w:p>
+      <w:pPr>
+        <w:spacing w:after="0" w:before="0"/>
+      </w:pPr>
+      <w:r>
+        <w:rPr>
+          <w:rFonts w:ascii="Consolas" w:hAnsi="Consolas"/>
+          <w:color w:val="101010"/>
+          <w:sz w:val="18"/>
+        </w:rPr>
+        <w:t>costs = []</w:t>
+      </w:r>
+    </w:p>
+    <w:p>
+      <w:pPr>
+        <w:spacing w:after="0" w:before="0"/>
+      </w:pPr>
+      <w:r>
+        <w:rPr>
+          <w:rFonts w:ascii="Consolas" w:hAnsi="Consolas"/>
+          <w:color w:val="101010"/>
+          <w:sz w:val="18"/>
+        </w:rPr>
+        <w:t>for q in test_questions(n=200, repeat_intent=0.25):</w:t>
+      </w:r>
+    </w:p>
+    <w:p>
+      <w:pPr>
+        <w:spacing w:after="0" w:before="0"/>
+      </w:pPr>
+      <w:r>
+        <w:rPr>
+          <w:rFonts w:ascii="Consolas" w:hAnsi="Consolas"/>
+          <w:color w:val="101010"/>
+          <w:sz w:val="18"/>
+        </w:rPr>
+        <w:t xml:space="preserve">    answer, trace = agent.run(q, max_steps=6)</w:t>
+      </w:r>
+    </w:p>
+    <w:p>
+      <w:pPr>
+        <w:spacing w:after="0" w:before="0"/>
+      </w:pPr>
+      <w:r>
+        <w:rPr>
+          <w:rFonts w:ascii="Consolas" w:hAnsi="Consolas"/>
+          <w:color w:val="101010"/>
+          <w:sz w:val="18"/>
+        </w:rPr>
+        <w:t xml:space="preserve">    costs.append(trace.total_tokens)</w:t>
+      </w:r>
+    </w:p>
+    <w:p>
+      <w:pPr>
+        <w:spacing w:after="0" w:before="0"/>
+      </w:pPr>
+      <w:r>
+        <w:rPr>
+          <w:rFonts w:ascii="Consolas" w:hAnsi="Consolas"/>
+          <w:color w:val="101010"/>
+          <w:sz w:val="18"/>
+        </w:rPr>
+        <w:t># TODO: rerun with the cache disabled and compare cost,</w:t>
+      </w:r>
+    </w:p>
+    <w:p>
+      <w:pPr>
+        <w:spacing w:after="0" w:before="0"/>
+      </w:pPr>
+      <w:r>
+        <w:rPr>
+          <w:rFonts w:ascii="Consolas" w:hAnsi="Consolas"/>
+          <w:color w:val="101010"/>
+          <w:sz w:val="18"/>
+        </w:rPr>
+        <w:t># latency, and answer quality on the same 200 questions</w:t>
+      </w:r>
+    </w:p>
+    <w:p>
+      <w:pPr>
+        <w:spacing w:after="0" w:before="0"/>
+      </w:pPr>
+      <w:r>
+        <w:rPr>
+          <w:rFonts w:ascii="Consolas" w:hAnsi="Consolas"/>
+          <w:color w:val="101010"/>
+          <w:sz w:val="18"/>
+        </w:rPr>
+        <w:t xml:space="preserve"> </w:t>
+      </w:r>
+    </w:p>
+    <w:p>
+      <w:r>
+        <w:rPr>
+          <w:b/>
+          <w:color w:val="1E2761"/>
+          <w:sz w:val="32"/>
+        </w:rPr>
+        <w:t>Verification Checks</w:t>
+      </w:r>
+    </w:p>
+    <w:p>
+      <w:r>
+        <w:rPr>
+          <w:color w:val="333333"/>
+          <w:sz w:val="22"/>
+        </w:rPr>
+        <w:t>Run these before submitting. Each check catches a frequent failure.</w:t>
+      </w:r>
+    </w:p>
+    <w:p>
+      <w:pPr>
+        <w:pStyle w:val="ListBullet"/>
+      </w:pPr>
+      <w:r>
+        <w:rPr>
+          <w:color w:val="333333"/>
+          <w:sz w:val="22"/>
+        </w:rPr>
+        <w:t>The agent's retrieval tool calls route through CachedRetriever (calls counter is nonzero for both kinds).</w:t>
+      </w:r>
+    </w:p>
+    <w:p>
+      <w:pPr>
+        <w:pStyle w:val="ListBullet"/>
+      </w:pPr>
+      <w:r>
+        <w:rPr>
+          <w:color w:val="333333"/>
+          <w:sz w:val="22"/>
+        </w:rPr>
+        <w:t>Cache hit rate on agent sub-queries is reported; note it is lower than week 9 because agents reformulate queries.</w:t>
+      </w:r>
+    </w:p>
+    <w:p>
+      <w:pPr>
+        <w:pStyle w:val="ListBullet"/>
+      </w:pPr>
+      <w:r>
+        <w:rPr>
+          <w:color w:val="333333"/>
+          <w:sz w:val="22"/>
+        </w:rPr>
+        <w:t>Total token cost with cache is measurably below the no-cache run on the same 200 questions.</w:t>
+      </w:r>
+    </w:p>
+    <w:p>
+      <w:pPr>
+        <w:pStyle w:val="ListBullet"/>
+      </w:pPr>
+      <w:r>
+        <w:rPr>
+          <w:color w:val="333333"/>
+          <w:sz w:val="22"/>
+        </w:rPr>
+        <w:t>Answer quality (LLM-judge score) stays within 2 points of the no-cache run; the cache must not degrade answers.</w:t>
       </w:r>
     </w:p>
     <w:p>
@@ -506,6 +943,7 @@
       </w:r>
     </w:p>
     <w:sectPr>
+      <w:footerReference w:type="default" r:id="rId9"/>
       <w:pgSz w:w="12240" w:h="15840"/>
       <w:pgMar w:top="1152" w:right="1296" w:bottom="1152" w:left="1296" w:header="720" w:footer="720" w:gutter="0"/>
       <w:cols w:space="720"/>
@@ -513,6 +951,25 @@
     </w:sectPr>
   </w:body>
 </w:document>
+</file>
+
+<file path=word/footer1.xml><?xml version="1.0" encoding="utf-8"?>
+<w:ftr xmlns:m="http://schemas.openxmlformats.org/officeDocument/2006/math" xmlns:mc="http://schemas.openxmlformats.org/markup-compatibility/2006" xmlns:mo="http://schemas.microsoft.com/office/mac/office/2008/main" xmlns:mv="urn:schemas-microsoft-com:mac:vml" xmlns:o="urn:schemas-microsoft-com:office:office" xmlns:r="http://schemas.openxmlformats.org/officeDocument/2006/relationships" xmlns:v="urn:schemas-microsoft-com:vml" xmlns:w10="urn:schemas-microsoft-com:office:word" xmlns:w14="http://schemas.microsoft.com/office/word/2010/wordml" xmlns:w="http://schemas.openxmlformats.org/wordprocessingml/2006/main" xmlns:wne="http://schemas.microsoft.com/office/word/2006/wordml" xmlns:wp14="http://schemas.microsoft.com/office/word/2010/wordprocessingDrawing" xmlns:wp="http://schemas.openxmlformats.org/drawingml/2006/wordprocessingDrawing" xmlns:wpc="http://schemas.microsoft.com/office/word/2010/wordprocessingCanvas" xmlns:wpg="http://schemas.microsoft.com/office/word/2010/wordprocessingGroup" xmlns:wpi="http://schemas.microsoft.com/office/word/2010/wordprocessingInk" xmlns:wps="http://schemas.microsoft.com/office/word/2010/wordprocessingShape" mc:Ignorable="w14 wp14">
+  <w:p>
+    <w:pPr>
+      <w:pStyle w:val="Footer"/>
+      <w:jc w:val="center"/>
+    </w:pPr>
+    <w:r>
+      <w:rPr>
+        <w:rFonts w:ascii="Calibri" w:hAnsi="Calibri"/>
+        <w:color w:val="333333"/>
+        <w:sz w:val="18"/>
+      </w:rPr>
+      <w:t>© 2026 Proxiant Academy | info@proxiant.com | proxiant.ai/training</w:t>
+    </w:r>
+  </w:p>
+</w:ftr>
 </file>
 
 <file path=word/numbering.xml><?xml version="1.0" encoding="utf-8"?>
